--- a/docs/Protas_Maria_LeadDeveloper_2026_EN.docx
+++ b/docs/Protas_Maria_LeadDeveloper_2026_EN.docx
@@ -95,7 +95,7 @@
         <w:pStyle w:val="FirstParagraph"/>
       </w:pPr>
       <w:r>
-        <w:t xml:space="preserve">Engineer with 7+ years of commercial experience, currently leading a team of nine and still writing production code daily. Core specialisation is backend — Python (advanced) and Go (working knowledge): microservices, gRPC contracts, Kafka and RabbitMQ messaging, PostgreSQL under load. Comfortable owning a system end to end: service boundaries, data model, fault tolerance, deployment and monitoring. Second track is machine learning — trained and served models in production at Intel and YADRO, now including LLM integrations.</w:t>
+        <w:t xml:space="preserve">Engineer with 7+ years of commercial experience, currently leading a team of eleven and still writing production code daily. Core specialisation is backend — Python (advanced) and Go (working knowledge): microservices, gRPC contracts, Kafka and RabbitMQ messaging, PostgreSQL under load. Comfortable owning a system end to end: service boundaries, data model, fault tolerance, deployment and monitoring. Second track is machine learning — trained and served models in production at Intel and YADRO, now including LLM integrations.</w:t>
       </w:r>
     </w:p>
     <w:bookmarkEnd w:id="13"/>
@@ -292,7 +292,7 @@
         </w:numPr>
       </w:pPr>
       <w:r>
-        <w:t xml:space="preserve">Led a team of 9 engineers — task decomposition, code review, mentoring, 1-on-1s and hiring — while remaining a hands-on contributor</w:t>
+        <w:t xml:space="preserve">Led a team of 11 engineers — task decomposition, code review, mentoring, 1-on-1s and hiring — while remaining a hands-on contributor</w:t>
       </w:r>
     </w:p>
     <w:p>

--- a/docs/Protas_Maria_LeadDeveloper_2026_EN.docx
+++ b/docs/Protas_Maria_LeadDeveloper_2026_EN.docx
@@ -95,7 +95,7 @@
         <w:pStyle w:val="FirstParagraph"/>
       </w:pPr>
       <w:r>
-        <w:t xml:space="preserve">Engineer with 7+ years of commercial experience, currently leading a team of eleven and still writing production code daily. Core specialisation is backend — Python (advanced) and Go (working knowledge): microservices, gRPC contracts, Kafka and RabbitMQ messaging, PostgreSQL under load. Comfortable owning a system end to end: service boundaries, data model, fault tolerance, deployment and monitoring. Second track is machine learning — trained and served models in production at Intel and YADRO, now including LLM integrations.</w:t>
+        <w:t xml:space="preserve">Engineer with 7+ years of commercial experience, currently leading a team of 11 engineers and still writing production code daily. Core specialisation is backend — Python (advanced) and Go (working knowledge): microservices, gRPC contracts, Kafka and RabbitMQ messaging, PostgreSQL under load. Comfortable owning a system end to end: service boundaries, data model, fault tolerance, deployment and monitoring. Second track is machine learning — trained and served models in production at Intel and YADRO, now including LLM integrations.</w:t>
       </w:r>
     </w:p>
     <w:bookmarkEnd w:id="13"/>

--- a/docs/Protas_Maria_LeadDeveloper_2026_EN.docx
+++ b/docs/Protas_Maria_LeadDeveloper_2026_EN.docx
@@ -11,13 +11,13 @@
         <w:t xml:space="preserve">Maria Protas</w:t>
       </w:r>
     </w:p>
-    <w:bookmarkStart w:id="12" w:name="X26367cc732a4cb4a74c52cbe2ea9d03d2d46c90"/>
+    <w:bookmarkStart w:id="12" w:name="X3780e0985fe78e35069d7708a9a7e13398ed256"/>
     <w:p>
       <w:pPr>
         <w:pStyle w:val="Heading2"/>
       </w:pPr>
       <w:r>
-        <w:t xml:space="preserve">Lead Developer · Senior Full-Stack Engineer (Python, Go)</w:t>
+        <w:t xml:space="preserve">Lead Developer · Senior Full-Stack Engineer (Python, Go) · SDET</w:t>
       </w:r>
     </w:p>
     <w:p>
@@ -95,7 +95,7 @@
         <w:pStyle w:val="FirstParagraph"/>
       </w:pPr>
       <w:r>
-        <w:t xml:space="preserve">Engineer with 7+ years of commercial experience, currently leading a team of 11 engineers and still writing production code daily. Core specialisation is backend — Python (advanced) and Go (working knowledge): microservices, gRPC contracts, Kafka and RabbitMQ messaging, PostgreSQL under load. Comfortable owning a system end to end: service boundaries, data model, fault tolerance, deployment and monitoring. Second track is machine learning — trained and served models in production at Intel and YADRO, now including LLM integrations.</w:t>
+        <w:t xml:space="preserve">Engineer with 7+ years of commercial experience, currently leading a team of 11 engineers and still writing production code daily. Core specialisation is backend — Python (advanced) and Go (working knowledge): microservices, gRPC contracts, Kafka and RabbitMQ messaging, PostgreSQL under load. Comfortable owning a system end to end: service boundaries, data model, fault tolerance, deployment and monitoring — including the test infrastructure, which I build as code (fixtures, testcontainers, contract checks, UI automation, load profiles). Second track is machine learning — trained and served models in production at Intel and YADRO, now including LLM integrations.</w:t>
       </w:r>
     </w:p>
     <w:bookmarkEnd w:id="13"/>
@@ -231,13 +231,35 @@
           <w:b/>
           <w:bCs/>
         </w:rPr>
+        <w:t xml:space="preserve">Test automation / SDET</w:t>
+      </w:r>
+      <w:r>
+        <w:t xml:space="preserve"> </w:t>
+      </w:r>
+      <w:r>
+        <w:t xml:space="preserve">— pytest (asyncio, mock, xdist, coverage), testcontainers, Playwright, Jest/Vitest, OpenAPI contract testing (schemathesis), WireMock stubs, Faker and factory-boy, hypothesis, Locust and k6, Allure reports</w:t>
+      </w:r>
+    </w:p>
+    <w:p>
+      <w:pPr>
+        <w:pStyle w:val="Compact"/>
+        <w:numPr>
+          <w:ilvl w:val="0"/>
+          <w:numId w:val="1001"/>
+        </w:numPr>
+      </w:pPr>
+      <w:r>
+        <w:rPr>
+          <w:b/>
+          <w:bCs/>
+        </w:rPr>
         <w:t xml:space="preserve">Practices</w:t>
       </w:r>
       <w:r>
         <w:t xml:space="preserve"> </w:t>
       </w:r>
       <w:r>
-        <w:t xml:space="preserve">— system design, SLA/SLO and on-call, incident postmortems, pytest and testcontainers, Playwright, code review, CI quality gates (Ruff, MyPy, basedpyright)</w:t>
+        <w:t xml:space="preserve">— system design, SLA/SLO and on-call, incident postmortems, code review, CI quality gates (Ruff, MyPy, basedpyright)</w:t>
       </w:r>
     </w:p>
     <w:bookmarkEnd w:id="14"/>
@@ -304,7 +326,7 @@
         </w:numPr>
       </w:pPr>
       <w:r>
-        <w:t xml:space="preserve">Raised test coverage from 20% to 75%+ by introducing pytest with testcontainers-based integration tests, a CI quality gate and mandatory review</w:t>
+        <w:t xml:space="preserve">Raised test coverage from 20% to 75%+ by building the platform’s test infrastructure: fixtures and data factories, testcontainers-based integration tests, OpenAPI contract checks, parallel runs and Allure reports in a CI quality gate</w:t>
       </w:r>
     </w:p>
     <w:p>

--- a/docs/Protas_Maria_LeadDeveloper_2026_EN.docx
+++ b/docs/Protas_Maria_LeadDeveloper_2026_EN.docx
@@ -514,7 +514,7 @@
         </w:numPr>
       </w:pPr>
       <w:r>
-        <w:t xml:space="preserve">Built internal web tools for software and hardware performance analysis: Python (Django), React 16 and D3.js over PostgreSQL and MongoDB</w:t>
+        <w:t xml:space="preserve">Built internal web tools and inference services for software and hardware performance analysis: Python (Django, FastAPI from 2019), React 16 and D3.js over PostgreSQL and MongoDB</w:t>
       </w:r>
     </w:p>
     <w:p>

--- a/docs/Protas_Maria_LeadDeveloper_2026_EN.docx
+++ b/docs/Protas_Maria_LeadDeveloper_2026_EN.docx
@@ -2,7 +2,7 @@
 <file path=word/document.xml><?xml version="1.0" encoding="utf-8"?>
 <w:document xmlns:w="http://schemas.openxmlformats.org/wordprocessingml/2006/main" xmlns:m="http://schemas.openxmlformats.org/officeDocument/2006/math" xmlns:r="http://schemas.openxmlformats.org/officeDocument/2006/relationships" xmlns:o="urn:schemas-microsoft-com:office:office" xmlns:v="urn:schemas-microsoft-com:vml" xmlns:w10="urn:schemas-microsoft-com:office:word" xmlns:a="http://schemas.openxmlformats.org/drawingml/2006/main" xmlns:pic="http://schemas.openxmlformats.org/drawingml/2006/picture" xmlns:wp="http://schemas.openxmlformats.org/drawingml/2006/wordprocessingDrawing">
   <w:body>
-    <w:bookmarkStart w:id="22" w:name="maria-protas"/>
+    <w:bookmarkStart w:id="23" w:name="maria-protas"/>
     <w:p>
       <w:pPr>
         <w:pStyle w:val="Heading1"/>
@@ -11,7 +11,7 @@
         <w:t xml:space="preserve">Maria Protas</w:t>
       </w:r>
     </w:p>
-    <w:bookmarkStart w:id="12" w:name="X3780e0985fe78e35069d7708a9a7e13398ed256"/>
+    <w:bookmarkStart w:id="13" w:name="X3780e0985fe78e35069d7708a9a7e13398ed256"/>
     <w:p>
       <w:pPr>
         <w:pStyle w:val="Heading2"/>
@@ -70,6 +70,23 @@
         <w:t xml:space="preserve"> </w:t>
       </w:r>
       <w:r>
+        <w:t xml:space="preserve">·</w:t>
+      </w:r>
+      <w:r>
+        <w:t xml:space="preserve"> </w:t>
+      </w:r>
+      <w:hyperlink r:id="rId12">
+        <w:r>
+          <w:rPr>
+            <w:rStyle w:val="Hyperlink"/>
+          </w:rPr>
+          <w:t xml:space="preserve">linkedin.com/in/maria-protas</w:t>
+        </w:r>
+      </w:hyperlink>
+      <w:r>
+        <w:t xml:space="preserve"> </w:t>
+      </w:r>
+      <w:r>
         <w:t xml:space="preserve">· Nizhny Novgorod, Russia (UTC+3, 2–4h overlap with CET/EET) · English C1 · Remote or relocation</w:t>
       </w:r>
     </w:p>
@@ -80,8 +97,8 @@
         </w:pict>
       </w:r>
     </w:p>
-    <w:bookmarkEnd w:id="12"/>
-    <w:bookmarkStart w:id="13" w:name="summary"/>
+    <w:bookmarkEnd w:id="13"/>
+    <w:bookmarkStart w:id="14" w:name="summary"/>
     <w:p>
       <w:pPr>
         <w:pStyle w:val="Heading2"/>
@@ -98,8 +115,8 @@
         <w:t xml:space="preserve">Engineer with 7+ years of commercial experience, currently leading a team of 11 engineers and still writing production code daily. Core specialisation is backend — Python (advanced) and Go (working knowledge): microservices, gRPC contracts, Kafka and RabbitMQ messaging, PostgreSQL under load. Comfortable owning a system end to end: service boundaries, data model, fault tolerance, deployment and monitoring — including the test infrastructure, which I build as code (fixtures, testcontainers, contract checks, UI automation, load profiles). Second track is machine learning — trained and served models in production at Intel and YADRO, now including LLM integrations.</w:t>
       </w:r>
     </w:p>
-    <w:bookmarkEnd w:id="13"/>
-    <w:bookmarkStart w:id="14" w:name="core-skills"/>
+    <w:bookmarkEnd w:id="14"/>
+    <w:bookmarkStart w:id="15" w:name="core-skills"/>
     <w:p>
       <w:pPr>
         <w:pStyle w:val="Heading2"/>
@@ -262,8 +279,8 @@
         <w:t xml:space="preserve">— system design, SLA/SLO and on-call, incident postmortems, code review, CI quality gates (Ruff, MyPy, basedpyright)</w:t>
       </w:r>
     </w:p>
-    <w:bookmarkEnd w:id="14"/>
-    <w:bookmarkStart w:id="18" w:name="experience"/>
+    <w:bookmarkEnd w:id="15"/>
+    <w:bookmarkStart w:id="19" w:name="experience"/>
     <w:p>
       <w:pPr>
         <w:pStyle w:val="Heading2"/>
@@ -272,7 +289,7 @@
         <w:t xml:space="preserve">Experience</w:t>
       </w:r>
     </w:p>
-    <w:bookmarkStart w:id="15" w:name="X26fe07e0f70362617fb46f2bdb7b7c99e0ee0b8"/>
+    <w:bookmarkStart w:id="16" w:name="X26fe07e0f70362617fb46f2bdb7b7c99e0ee0b8"/>
     <w:p>
       <w:pPr>
         <w:pStyle w:val="Heading3"/>
@@ -377,8 +394,8 @@
         <w:t xml:space="preserve">Delivered ML in production — forecasting and classification models (PyTorch, scikit-learn) with versioning, serving and post-release quality monitoring — plus LLM integrations (RAG, function calling) in internal tools</w:t>
       </w:r>
     </w:p>
-    <w:bookmarkEnd w:id="15"/>
-    <w:bookmarkStart w:id="16" w:name="senior-full-stack-developer-yadro"/>
+    <w:bookmarkEnd w:id="16"/>
+    <w:bookmarkStart w:id="17" w:name="senior-full-stack-developer-yadro"/>
     <w:p>
       <w:pPr>
         <w:pStyle w:val="Heading3"/>
@@ -459,8 +476,8 @@
         <w:t xml:space="preserve">Implemented single sign-on and fine-grained permissions with Keycloak (OIDC/SSO); wrote metric collectors in Go where a single static binary was required</w:t>
       </w:r>
     </w:p>
-    <w:bookmarkEnd w:id="16"/>
-    <w:bookmarkStart w:id="17" w:name="X337b7699600221d82ad48170ab2f4942f74ffd6"/>
+    <w:bookmarkEnd w:id="17"/>
+    <w:bookmarkStart w:id="18" w:name="X337b7699600221d82ad48170ab2f4942f74ffd6"/>
     <w:p>
       <w:pPr>
         <w:pStyle w:val="Heading3"/>
@@ -529,9 +546,9 @@
         <w:t xml:space="preserve">Automated QA with pytest and unittest; set up Grafana and Prometheus monitoring</w:t>
       </w:r>
     </w:p>
-    <w:bookmarkEnd w:id="17"/>
     <w:bookmarkEnd w:id="18"/>
-    <w:bookmarkStart w:id="19" w:name="selected-projects"/>
+    <w:bookmarkEnd w:id="19"/>
+    <w:bookmarkStart w:id="20" w:name="selected-projects"/>
     <w:p>
       <w:pPr>
         <w:pStyle w:val="Heading2"/>
@@ -624,8 +641,8 @@
         <w:t xml:space="preserve">Python, aiogram 3, FastAPI, MongoDB, Docker</w:t>
       </w:r>
     </w:p>
-    <w:bookmarkEnd w:id="19"/>
-    <w:bookmarkStart w:id="20" w:name="education"/>
+    <w:bookmarkEnd w:id="20"/>
+    <w:bookmarkStart w:id="21" w:name="education"/>
     <w:p>
       <w:pPr>
         <w:pStyle w:val="Heading2"/>
@@ -678,8 +695,8 @@
         <w:t xml:space="preserve">— Lobachevsky State University of Nizhny Novgorod (UNN), 2019</w:t>
       </w:r>
     </w:p>
-    <w:bookmarkEnd w:id="20"/>
-    <w:bookmarkStart w:id="21" w:name="languages"/>
+    <w:bookmarkEnd w:id="21"/>
+    <w:bookmarkStart w:id="22" w:name="languages"/>
     <w:p>
       <w:pPr>
         <w:pStyle w:val="Heading2"/>
@@ -696,8 +713,8 @@
         <w:t xml:space="preserve">Russian — native · English — C1 (documentation, negotiations, business correspondence) · Italian — A2</w:t>
       </w:r>
     </w:p>
-    <w:bookmarkEnd w:id="21"/>
     <w:bookmarkEnd w:id="22"/>
+    <w:bookmarkEnd w:id="23"/>
     <w:sectPr>
       <w:footnotePr>
         <w:numRestart w:val="eachSect"/>
